--- a/3th course/ОУПП/задача_экзамен_гайд.docx
+++ b/3th course/ОУПП/задача_экзамен_гайд.docx
@@ -1,7 +1,124 @@
 
 <file path=word/document.xml><?xml version="1.0" encoding="utf-8"?>
-<w:document xmlns:wpc="http://schemas.microsoft.com/office/word/2010/wordprocessingCanvas" xmlns:cx="http://schemas.microsoft.com/office/drawing/2014/chartex" xmlns:cx1="http://schemas.microsoft.com/office/drawing/2015/9/8/chartex" xmlns:cx2="http://schemas.microsoft.com/office/drawing/2015/10/21/chartex" xmlns:cx3="http://schemas.microsoft.com/office/drawing/2016/5/9/chartex" xmlns:cx4="http://schemas.microsoft.com/office/drawing/2016/5/10/chartex" xmlns:cx5="http://schemas.microsoft.com/office/drawing/2016/5/11/chartex" xmlns:cx6="http://schemas.microsoft.com/office/drawing/2016/5/12/chartex" xmlns:cx7="http://schemas.microsoft.com/office/drawing/2016/5/13/chartex" xmlns:cx8="http://schemas.microsoft.com/office/drawing/2016/5/14/chartex" xmlns:mc="http://schemas.openxmlformats.org/markup-compatibility/2006" xmlns:aink="http://schemas.microsoft.com/office/drawing/2016/ink" xmlns:am3d="http://schemas.microsoft.com/office/drawing/2017/model3d" xmlns:o="urn:schemas-microsoft-com:office:office" xmlns:r="http://schemas.openxmlformats.org/officeDocument/2006/relationships" xmlns:m="http://schemas.openxmlformats.org/officeDocument/2006/math" xmlns:v="urn:schemas-microsoft-com:vml" xmlns:wp14="http://schemas.microsoft.com/office/word/2010/wordprocessingDrawing" xmlns:wp="http://schemas.openxmlformats.org/drawingml/2006/wordprocessingDrawing" xmlns:w10="urn:schemas-microsoft-com:office:word" xmlns:w="http://schemas.openxmlformats.org/wordprocessingml/2006/main" xmlns:w14="http://schemas.microsoft.com/office/word/2010/wordml" xmlns:w15="http://schemas.microsoft.com/office/word/2012/wordml" xmlns:w16cid="http://schemas.microsoft.com/office/word/2016/wordml/cid" xmlns:w16se="http://schemas.microsoft.com/office/word/2015/wordml/symex" xmlns:wpg="http://schemas.microsoft.com/office/word/2010/wordprocessingGroup" xmlns:wpi="http://schemas.microsoft.com/office/word/2010/wordprocessingInk" xmlns:wne="http://schemas.microsoft.com/office/word/2006/wordml" xmlns:wps="http://schemas.microsoft.com/office/word/2010/wordprocessingShape" mc:Ignorable="w14 w15 w16se w16cid wp14">
+<w:document xmlns:wpc="http://schemas.microsoft.com/office/word/2010/wordprocessingCanvas" xmlns:cx="http://schemas.microsoft.com/office/drawing/2014/chartex" xmlns:cx1="http://schemas.microsoft.com/office/drawing/2015/9/8/chartex" xmlns:cx2="http://schemas.microsoft.com/office/drawing/2015/10/21/chartex" xmlns:cx3="http://schemas.microsoft.com/office/drawing/2016/5/9/chartex" xmlns:cx4="http://schemas.microsoft.com/office/drawing/2016/5/10/chartex" xmlns:cx5="http://schemas.microsoft.com/office/drawing/2016/5/11/chartex" xmlns:cx6="http://schemas.microsoft.com/office/drawing/2016/5/12/chartex" xmlns:cx7="http://schemas.microsoft.com/office/drawing/2016/5/13/chartex" xmlns:cx8="http://schemas.microsoft.com/office/drawing/2016/5/14/chartex" xmlns:mc="http://schemas.openxmlformats.org/markup-compatibility/2006" xmlns:aink="http://schemas.microsoft.com/office/drawing/2016/ink" xmlns:am3d="http://schemas.microsoft.com/office/drawing/2017/model3d" xmlns:o="urn:schemas-microsoft-com:office:office" xmlns:oel="http://schemas.microsoft.com/office/2019/extlst" xmlns:r="http://schemas.openxmlformats.org/officeDocument/2006/relationships" xmlns:m="http://schemas.openxmlformats.org/officeDocument/2006/math" xmlns:v="urn:schemas-microsoft-com:vml" xmlns:wp14="http://schemas.microsoft.com/office/word/2010/wordprocessingDrawing" xmlns:wp="http://schemas.openxmlformats.org/drawingml/2006/wordprocessingDrawing" xmlns:w10="urn:schemas-microsoft-com:office:word" xmlns:w="http://schemas.openxmlformats.org/wordprocessingml/2006/main" xmlns:w14="http://schemas.microsoft.com/office/word/2010/wordml" xmlns:w15="http://schemas.microsoft.com/office/word/2012/wordml" xmlns:w16cex="http://schemas.microsoft.com/office/word/2018/wordml/cex" xmlns:w16cid="http://schemas.microsoft.com/office/word/2016/wordml/cid" xmlns:w16="http://schemas.microsoft.com/office/word/2018/wordml" xmlns:w16du="http://schemas.microsoft.com/office/word/2023/wordml/word16du" xmlns:w16sdtdh="http://schemas.microsoft.com/office/word/2020/wordml/sdtdatahash" xmlns:w16sdtfl="http://schemas.microsoft.com/office/word/2024/wordml/sdtformatlock" xmlns:w16se="http://schemas.microsoft.com/office/word/2015/wordml/symex" xmlns:wpg="http://schemas.microsoft.com/office/word/2010/wordprocessingGroup" xmlns:wpi="http://schemas.microsoft.com/office/word/2010/wordprocessingInk" xmlns:wne="http://schemas.microsoft.com/office/word/2006/wordml" xmlns:wps="http://schemas.microsoft.com/office/word/2010/wordprocessingShape" mc:Ignorable="w14 w15 w16se w16cid w16 w16cex w16sdtdh w16sdtfl w16du wp14">
   <w:body>
+    <w:p>
+      <w:pPr>
+        <w:rPr>
+          <w:sz w:val="24"/>
+          <w:szCs w:val="24"/>
+          <w:shd w:val="clear" w:color="auto" w:fill="FFFFFF"/>
+        </w:rPr>
+      </w:pPr>
+      <w:r>
+        <w:rPr>
+          <w:sz w:val="24"/>
+          <w:szCs w:val="24"/>
+          <w:shd w:val="clear" w:color="auto" w:fill="FFFFFF"/>
+        </w:rPr>
+        <w:t xml:space="preserve">Компания «Delco plc» </w:t>
+      </w:r>
+      <w:proofErr w:type="gramStart"/>
+      <w:r>
+        <w:rPr>
+          <w:sz w:val="24"/>
+          <w:szCs w:val="24"/>
+          <w:shd w:val="clear" w:color="auto" w:fill="FFFFFF"/>
+        </w:rPr>
+        <w:t>- это</w:t>
+      </w:r>
+      <w:proofErr w:type="gramEnd"/>
+      <w:r>
+        <w:rPr>
+          <w:sz w:val="24"/>
+          <w:szCs w:val="24"/>
+          <w:shd w:val="clear" w:color="auto" w:fill="FFFFFF"/>
+        </w:rPr>
+        <w:t xml:space="preserve"> торгово-промышленная фирма, которая заключила контракт о долговременных поставках, предпродажной подготовке и розничной продаже специфического товара. </w:t>
+      </w:r>
+    </w:p>
+    <w:p>
+      <w:pPr>
+        <w:rPr>
+          <w:sz w:val="24"/>
+          <w:szCs w:val="24"/>
+          <w:shd w:val="clear" w:color="auto" w:fill="FFFFFF"/>
+        </w:rPr>
+      </w:pPr>
+      <w:r>
+        <w:rPr>
+          <w:sz w:val="24"/>
+          <w:szCs w:val="24"/>
+          <w:shd w:val="clear" w:color="auto" w:fill="FFFFFF"/>
+        </w:rPr>
+        <w:t xml:space="preserve">Менеджерам компании поручено составить рациональный бизнес-проект подготовки реализации контракта. </w:t>
+      </w:r>
+    </w:p>
+    <w:p>
+      <w:pPr>
+        <w:rPr>
+          <w:sz w:val="24"/>
+          <w:szCs w:val="24"/>
+          <w:shd w:val="clear" w:color="auto" w:fill="FFFFFF"/>
+        </w:rPr>
+      </w:pPr>
+      <w:r>
+        <w:rPr>
+          <w:sz w:val="24"/>
+          <w:szCs w:val="24"/>
+          <w:shd w:val="clear" w:color="auto" w:fill="FFFFFF"/>
+        </w:rPr>
+        <w:t xml:space="preserve">В таблице перечислены операции, которые необходимо выполнить в проекте подготовки реализации контракта и вероятное время выполнения каждой операции. </w:t>
+      </w:r>
+    </w:p>
+    <w:p>
+      <w:pPr>
+        <w:rPr>
+          <w:sz w:val="24"/>
+          <w:szCs w:val="24"/>
+          <w:shd w:val="clear" w:color="auto" w:fill="FFFFFF"/>
+        </w:rPr>
+      </w:pPr>
+      <w:proofErr w:type="gramStart"/>
+      <w:r>
+        <w:rPr>
+          <w:sz w:val="24"/>
+          <w:szCs w:val="24"/>
+          <w:shd w:val="clear" w:color="auto" w:fill="FFFFFF"/>
+        </w:rPr>
+        <w:t>Здесь</w:t>
+      </w:r>
+      <w:proofErr w:type="gramEnd"/>
+      <w:r>
+        <w:rPr>
+          <w:sz w:val="24"/>
+          <w:szCs w:val="24"/>
+          <w:shd w:val="clear" w:color="auto" w:fill="FFFFFF"/>
+        </w:rPr>
+        <w:t xml:space="preserve"> а – оптимистическое время выполнения операций; m – наиболее вероятное время; b – пессимистическое время выполнения действия, Si – издержки на выполнение i-ой работы.</w:t>
+      </w:r>
+    </w:p>
+    <w:p>
+      <w:pPr>
+        <w:rPr>
+          <w:b/>
+          <w:bCs/>
+          <w:sz w:val="32"/>
+          <w:szCs w:val="32"/>
+          <w:shd w:val="clear" w:color="auto" w:fill="FFFFFF"/>
+        </w:rPr>
+      </w:pPr>
+      <w:r>
+        <w:rPr>
+          <w:b/>
+          <w:bCs/>
+          <w:sz w:val="32"/>
+          <w:szCs w:val="32"/>
+          <w:shd w:val="clear" w:color="auto" w:fill="FFFFFF"/>
+        </w:rPr>
+        <w:t>Вариант 1.</w:t>
+      </w:r>
+    </w:p>
     <w:p>
       <w:pPr>
         <w:rPr>
@@ -10,9 +127,57 @@
           <w:sz w:val="20"/>
           <w:szCs w:val="20"/>
           <w:shd w:val="clear" w:color="auto" w:fill="FFFFFF"/>
-        </w:rPr>
-      </w:pPr>
-      <w:r>
+          <w:lang w:val="en-US"/>
+        </w:rPr>
+      </w:pPr>
+      <w:r>
+        <w:rPr>
+          <w:rFonts w:ascii="Arial" w:hAnsi="Arial" w:cs="Arial"/>
+          <w:noProof/>
+          <w:spacing w:val="-1"/>
+          <w:sz w:val="20"/>
+          <w:szCs w:val="20"/>
+          <w:shd w:val="clear" w:color="auto" w:fill="FFFFFF"/>
+        </w:rPr>
+        <w:drawing>
+          <wp:inline distT="0" distB="0" distL="0" distR="0" wp14:anchorId="03680CCC" wp14:editId="0CF8FF4A">
+            <wp:extent cx="5243357" cy="3037840"/>
+            <wp:effectExtent l="0" t="0" r="1905" b="0"/>
+            <wp:docPr id="1685315609" name="Рисунок 1" descr="Изображение выглядит как текст, число, чек, Шрифт&#10;&#10;Контент, сгенерированный ИИ, может содержать ошибки."/>
+            <wp:cNvGraphicFramePr>
+              <a:graphicFrameLocks xmlns:a="http://schemas.openxmlformats.org/drawingml/2006/main" noChangeAspect="1"/>
+            </wp:cNvGraphicFramePr>
+            <a:graphic xmlns:a="http://schemas.openxmlformats.org/drawingml/2006/main">
+              <a:graphicData uri="http://schemas.openxmlformats.org/drawingml/2006/picture">
+                <pic:pic xmlns:pic="http://schemas.openxmlformats.org/drawingml/2006/picture">
+                  <pic:nvPicPr>
+                    <pic:cNvPr id="1685315609" name="Рисунок 1" descr="Изображение выглядит как текст, число, чек, Шрифт&#10;&#10;Контент, сгенерированный ИИ, может содержать ошибки."/>
+                    <pic:cNvPicPr/>
+                  </pic:nvPicPr>
+                  <pic:blipFill>
+                    <a:blip r:embed="rId5"/>
+                    <a:stretch>
+                      <a:fillRect/>
+                    </a:stretch>
+                  </pic:blipFill>
+                  <pic:spPr>
+                    <a:xfrm>
+                      <a:off x="0" y="0"/>
+                      <a:ext cx="5333700" cy="3090182"/>
+                    </a:xfrm>
+                    <a:prstGeom prst="rect">
+                      <a:avLst/>
+                    </a:prstGeom>
+                  </pic:spPr>
+                </pic:pic>
+              </a:graphicData>
+            </a:graphic>
+          </wp:inline>
+        </w:drawing>
+      </w:r>
+    </w:p>
+    <w:p>
+      <w:pPr>
         <w:rPr>
           <w:rFonts w:ascii="Arial" w:hAnsi="Arial" w:cs="Arial"/>
           <w:spacing w:val="-1"/>
@@ -20,17 +185,88 @@
           <w:szCs w:val="20"/>
           <w:shd w:val="clear" w:color="auto" w:fill="FFFFFF"/>
         </w:rPr>
-        <w:t>1. Для всех операций считаем ожидаемую длительность по формуле E = (P + 4*M + O) / 6</w:t>
-      </w:r>
-      <w:r>
+      </w:pPr>
+      <w:r>
+        <w:rPr>
+          <w:rFonts w:ascii="Roboto" w:hAnsi="Roboto"/>
+          <w:color w:val="000000"/>
+          <w:spacing w:val="-1"/>
+          <w:sz w:val="20"/>
+          <w:szCs w:val="20"/>
+        </w:rPr>
+        <w:t>k2 - прибыль с одного сэкономленного дня, k3 - бюджет, выделенный на сокращение сроков</w:t>
+      </w:r>
+    </w:p>
+    <w:p>
+      <w:pPr>
+        <w:rPr>
+          <w:rFonts w:ascii="Arial" w:hAnsi="Arial" w:cs="Arial"/>
+          <w:b/>
+          <w:bCs/>
+          <w:spacing w:val="-1"/>
+          <w:sz w:val="32"/>
+          <w:szCs w:val="32"/>
+          <w:shd w:val="clear" w:color="auto" w:fill="FFFFFF"/>
+        </w:rPr>
+      </w:pPr>
+      <w:r>
+        <w:rPr>
+          <w:rFonts w:ascii="Arial" w:hAnsi="Arial" w:cs="Arial"/>
+          <w:b/>
+          <w:bCs/>
+          <w:noProof/>
+          <w:spacing w:val="-1"/>
+          <w:sz w:val="32"/>
+          <w:szCs w:val="32"/>
+          <w:shd w:val="clear" w:color="auto" w:fill="FFFFFF"/>
+        </w:rPr>
+        <w:drawing>
+          <wp:inline distT="0" distB="0" distL="0" distR="0" wp14:anchorId="78E0334E" wp14:editId="029CF72F">
+            <wp:extent cx="5161936" cy="2931627"/>
+            <wp:effectExtent l="0" t="0" r="0" b="2540"/>
+            <wp:docPr id="514406684" name="Рисунок 1" descr="Изображение выглядит как текст, чек, число, Шрифт&#10;&#10;Контент, сгенерированный ИИ, может содержать ошибки."/>
+            <wp:cNvGraphicFramePr>
+              <a:graphicFrameLocks xmlns:a="http://schemas.openxmlformats.org/drawingml/2006/main" noChangeAspect="1"/>
+            </wp:cNvGraphicFramePr>
+            <a:graphic xmlns:a="http://schemas.openxmlformats.org/drawingml/2006/main">
+              <a:graphicData uri="http://schemas.openxmlformats.org/drawingml/2006/picture">
+                <pic:pic xmlns:pic="http://schemas.openxmlformats.org/drawingml/2006/picture">
+                  <pic:nvPicPr>
+                    <pic:cNvPr id="514406684" name="Рисунок 1" descr="Изображение выглядит как текст, чек, число, Шрифт&#10;&#10;Контент, сгенерированный ИИ, может содержать ошибки."/>
+                    <pic:cNvPicPr/>
+                  </pic:nvPicPr>
+                  <pic:blipFill>
+                    <a:blip r:embed="rId6"/>
+                    <a:stretch>
+                      <a:fillRect/>
+                    </a:stretch>
+                  </pic:blipFill>
+                  <pic:spPr>
+                    <a:xfrm>
+                      <a:off x="0" y="0"/>
+                      <a:ext cx="5161936" cy="2931627"/>
+                    </a:xfrm>
+                    <a:prstGeom prst="rect">
+                      <a:avLst/>
+                    </a:prstGeom>
+                  </pic:spPr>
+                </pic:pic>
+              </a:graphicData>
+            </a:graphic>
+          </wp:inline>
+        </w:drawing>
+      </w:r>
+    </w:p>
+    <w:p>
+      <w:pPr>
         <w:rPr>
           <w:rFonts w:ascii="Arial" w:hAnsi="Arial" w:cs="Arial"/>
           <w:spacing w:val="-1"/>
           <w:sz w:val="20"/>
           <w:szCs w:val="20"/>
-        </w:rPr>
-        <w:br/>
-      </w:r>
+          <w:shd w:val="clear" w:color="auto" w:fill="FFFFFF"/>
+        </w:rPr>
+      </w:pPr>
       <w:r>
         <w:rPr>
           <w:rFonts w:ascii="Arial" w:hAnsi="Arial" w:cs="Arial"/>
@@ -39,7 +275,8 @@
           <w:szCs w:val="20"/>
           <w:shd w:val="clear" w:color="auto" w:fill="FFFFFF"/>
         </w:rPr>
-        <w:t>2. Строим сетевую диаграмму проекта</w:t>
+        <w:lastRenderedPageBreak/>
+        <w:t>1. Для всех операций считаем ожидаемую длительность по формуле E = (P + 4*M + O) / 6</w:t>
       </w:r>
       <w:r>
         <w:rPr>
@@ -58,7 +295,7 @@
           <w:szCs w:val="20"/>
           <w:shd w:val="clear" w:color="auto" w:fill="FFFFFF"/>
         </w:rPr>
-        <w:t>3. Делаем прямой и обратный проход по диаграмме</w:t>
+        <w:t>2. Строим сетевую диаграмму проекта</w:t>
       </w:r>
       <w:r>
         <w:rPr>
@@ -77,7 +314,7 @@
           <w:szCs w:val="20"/>
           <w:shd w:val="clear" w:color="auto" w:fill="FFFFFF"/>
         </w:rPr>
-        <w:t>- операции без предшествующих начинаются в день 1: ES = 1</w:t>
+        <w:t>3. Делаем прямой и обратный проход по диаграмме</w:t>
       </w:r>
       <w:r>
         <w:rPr>
@@ -96,7 +333,7 @@
           <w:szCs w:val="20"/>
           <w:shd w:val="clear" w:color="auto" w:fill="FFFFFF"/>
         </w:rPr>
-        <w:t>- EF = ES + длительность - 1</w:t>
+        <w:t>- операции без предшествующих начинаются в день 1: ES = 1</w:t>
       </w:r>
       <w:r>
         <w:rPr>
@@ -115,20 +352,17 @@
           <w:szCs w:val="20"/>
           <w:shd w:val="clear" w:color="auto" w:fill="FFFFFF"/>
         </w:rPr>
-        <w:t xml:space="preserve">- операция, имеющая предшествующие, начинается на следующий день после окончания последней (во времени) предшествующей: ES = </w:t>
-      </w:r>
-      <w:proofErr w:type="spellStart"/>
+        <w:t>- EF = ES + длительность - 1</w:t>
+      </w:r>
       <w:r>
         <w:rPr>
           <w:rFonts w:ascii="Arial" w:hAnsi="Arial" w:cs="Arial"/>
           <w:spacing w:val="-1"/>
           <w:sz w:val="20"/>
           <w:szCs w:val="20"/>
-          <w:shd w:val="clear" w:color="auto" w:fill="FFFFFF"/>
-        </w:rPr>
-        <w:t>max</w:t>
-      </w:r>
-      <w:proofErr w:type="spellEnd"/>
+        </w:rPr>
+        <w:br/>
+      </w:r>
       <w:r>
         <w:rPr>
           <w:rFonts w:ascii="Arial" w:hAnsi="Arial" w:cs="Arial"/>
@@ -137,7 +371,7 @@
           <w:szCs w:val="20"/>
           <w:shd w:val="clear" w:color="auto" w:fill="FFFFFF"/>
         </w:rPr>
-        <w:t>(EF + 1) среди предшествующих</w:t>
+        <w:t>- операция, имеющая предшествующие, начинается на следующий день после окончания последней (во времени) предшествующей: ES = max(EF + 1) среди предшествующих</w:t>
       </w:r>
       <w:r>
         <w:rPr>
@@ -156,20 +390,17 @@
           <w:szCs w:val="20"/>
           <w:shd w:val="clear" w:color="auto" w:fill="FFFFFF"/>
         </w:rPr>
-        <w:t xml:space="preserve">- при обратном проходе LS и LF ведут себя аналогично, но в обратную сторону (LS = LF - длительность + 1; LF = </w:t>
-      </w:r>
-      <w:proofErr w:type="spellStart"/>
+        <w:t>- при обратном проходе LS и LF ведут себя аналогично, но в обратную сторону (LS = LF - длительность + 1; LF = min(LS - 1))</w:t>
+      </w:r>
       <w:r>
         <w:rPr>
           <w:rFonts w:ascii="Arial" w:hAnsi="Arial" w:cs="Arial"/>
           <w:spacing w:val="-1"/>
           <w:sz w:val="20"/>
           <w:szCs w:val="20"/>
-          <w:shd w:val="clear" w:color="auto" w:fill="FFFFFF"/>
-        </w:rPr>
-        <w:t>min</w:t>
-      </w:r>
-      <w:proofErr w:type="spellEnd"/>
+        </w:rPr>
+        <w:br/>
+      </w:r>
       <w:r>
         <w:rPr>
           <w:rFonts w:ascii="Arial" w:hAnsi="Arial" w:cs="Arial"/>
@@ -178,7 +409,7 @@
           <w:szCs w:val="20"/>
           <w:shd w:val="clear" w:color="auto" w:fill="FFFFFF"/>
         </w:rPr>
-        <w:t>(LS - 1))</w:t>
+        <w:t>- резерв = LF - EF</w:t>
       </w:r>
       <w:r>
         <w:rPr>
@@ -197,7 +428,7 @@
           <w:szCs w:val="20"/>
           <w:shd w:val="clear" w:color="auto" w:fill="FFFFFF"/>
         </w:rPr>
-        <w:t>- резерв = LF - EF</w:t>
+        <w:t>4. Находим критический путь (где у всех операций резерв = 0), идущий от одной из первых операций, до последней</w:t>
       </w:r>
       <w:r>
         <w:rPr>
@@ -216,7 +447,7 @@
           <w:szCs w:val="20"/>
           <w:shd w:val="clear" w:color="auto" w:fill="FFFFFF"/>
         </w:rPr>
-        <w:t>4. Находим критический путь (где у всех операций резерв = 0), идущий от одной из первых операций, до последней</w:t>
+        <w:t>5. Для операций на критическом пути вычисляем СКО: σ = (P - O) / 6</w:t>
       </w:r>
       <w:r>
         <w:rPr>
@@ -235,17 +466,20 @@
           <w:szCs w:val="20"/>
           <w:shd w:val="clear" w:color="auto" w:fill="FFFFFF"/>
         </w:rPr>
-        <w:t>5. Для операций на критическом пути вычисляем СКО: σ = (P - O) / 6</w:t>
-      </w:r>
+        <w:t xml:space="preserve">6. СКО критического пути — квадратный корень сумм квадратов дисперсий операций на пути: σ_TE = </w:t>
+      </w:r>
+      <w:proofErr w:type="gramStart"/>
       <w:r>
         <w:rPr>
           <w:rFonts w:ascii="Arial" w:hAnsi="Arial" w:cs="Arial"/>
           <w:spacing w:val="-1"/>
           <w:sz w:val="20"/>
           <w:szCs w:val="20"/>
-        </w:rPr>
-        <w:br/>
-      </w:r>
+          <w:shd w:val="clear" w:color="auto" w:fill="FFFFFF"/>
+        </w:rPr>
+        <w:t>√(</w:t>
+      </w:r>
+      <w:proofErr w:type="gramEnd"/>
       <w:r>
         <w:rPr>
           <w:rFonts w:ascii="Arial" w:hAnsi="Arial" w:cs="Arial"/>
@@ -254,9 +488,18 @@
           <w:szCs w:val="20"/>
           <w:shd w:val="clear" w:color="auto" w:fill="FFFFFF"/>
         </w:rPr>
-        <w:t xml:space="preserve">6. СКО критического пути — квадратный корень сумм квадратов дисперсий операций на пути: </w:t>
-      </w:r>
-      <w:proofErr w:type="spellStart"/>
+        <w:t>σ</w:t>
+      </w:r>
+      <w:r>
+        <w:rPr>
+          <w:rFonts w:ascii="Cambria Math" w:hAnsi="Cambria Math" w:cs="Cambria Math"/>
+          <w:spacing w:val="-1"/>
+          <w:sz w:val="20"/>
+          <w:szCs w:val="20"/>
+          <w:shd w:val="clear" w:color="auto" w:fill="FFFFFF"/>
+        </w:rPr>
+        <w:t>₁</w:t>
+      </w:r>
       <w:r>
         <w:rPr>
           <w:rFonts w:ascii="Arial" w:hAnsi="Arial" w:cs="Arial"/>
@@ -265,9 +508,18 @@
           <w:szCs w:val="20"/>
           <w:shd w:val="clear" w:color="auto" w:fill="FFFFFF"/>
         </w:rPr>
-        <w:t>σ_TE</w:t>
-      </w:r>
-      <w:proofErr w:type="spellEnd"/>
+        <w:t>² + σ</w:t>
+      </w:r>
+      <w:r>
+        <w:rPr>
+          <w:rFonts w:ascii="Cambria Math" w:hAnsi="Cambria Math" w:cs="Cambria Math"/>
+          <w:spacing w:val="-1"/>
+          <w:sz w:val="20"/>
+          <w:szCs w:val="20"/>
+          <w:shd w:val="clear" w:color="auto" w:fill="FFFFFF"/>
+        </w:rPr>
+        <w:t>₂</w:t>
+      </w:r>
       <w:r>
         <w:rPr>
           <w:rFonts w:ascii="Arial" w:hAnsi="Arial" w:cs="Arial"/>
@@ -276,20 +528,17 @@
           <w:szCs w:val="20"/>
           <w:shd w:val="clear" w:color="auto" w:fill="FFFFFF"/>
         </w:rPr>
-        <w:t xml:space="preserve"> = </w:t>
-      </w:r>
-      <w:proofErr w:type="gramStart"/>
+        <w:t>² + ...)</w:t>
+      </w:r>
       <w:r>
         <w:rPr>
           <w:rFonts w:ascii="Arial" w:hAnsi="Arial" w:cs="Arial"/>
           <w:spacing w:val="-1"/>
           <w:sz w:val="20"/>
           <w:szCs w:val="20"/>
-          <w:shd w:val="clear" w:color="auto" w:fill="FFFFFF"/>
-        </w:rPr>
-        <w:t>√(</w:t>
-      </w:r>
-      <w:proofErr w:type="gramEnd"/>
+        </w:rPr>
+        <w:br/>
+      </w:r>
       <w:r>
         <w:rPr>
           <w:rFonts w:ascii="Arial" w:hAnsi="Arial" w:cs="Arial"/>
@@ -298,17 +547,7 @@
           <w:szCs w:val="20"/>
           <w:shd w:val="clear" w:color="auto" w:fill="FFFFFF"/>
         </w:rPr>
-        <w:t>σ</w:t>
-      </w:r>
-      <w:r>
-        <w:rPr>
-          <w:rFonts w:ascii="Cambria Math" w:hAnsi="Cambria Math" w:cs="Cambria Math"/>
-          <w:spacing w:val="-1"/>
-          <w:sz w:val="20"/>
-          <w:szCs w:val="20"/>
-          <w:shd w:val="clear" w:color="auto" w:fill="FFFFFF"/>
-        </w:rPr>
-        <w:t>₁</w:t>
+        <w:t>7. Для оценки вероятности завершения находим Z = (запланированная длительность - длительность по сетевой диаграмме) / σ_TE и берём вероятность Z из таблицы стандартного нормального распределения (т.к. распределение симметрично относительно 0, то если Z отрицательное, то берём вероятность |Z| и вычитаем его из единицы)</w:t>
       </w:r>
       <w:r>
         <w:rPr>
@@ -316,19 +555,8 @@
           <w:spacing w:val="-1"/>
           <w:sz w:val="20"/>
           <w:szCs w:val="20"/>
-          <w:shd w:val="clear" w:color="auto" w:fill="FFFFFF"/>
-        </w:rPr>
-        <w:t>² + σ</w:t>
-      </w:r>
-      <w:r>
-        <w:rPr>
-          <w:rFonts w:ascii="Cambria Math" w:hAnsi="Cambria Math" w:cs="Cambria Math"/>
-          <w:spacing w:val="-1"/>
-          <w:sz w:val="20"/>
-          <w:szCs w:val="20"/>
-          <w:shd w:val="clear" w:color="auto" w:fill="FFFFFF"/>
-        </w:rPr>
-        <w:t>₂</w:t>
+        </w:rPr>
+        <w:br/>
       </w:r>
       <w:r>
         <w:rPr>
@@ -336,9 +564,8 @@
           <w:spacing w:val="-1"/>
           <w:sz w:val="20"/>
           <w:szCs w:val="20"/>
-          <w:shd w:val="clear" w:color="auto" w:fill="FFFFFF"/>
-        </w:rPr>
-        <w:t>² + ...)</w:t>
+        </w:rPr>
+        <w:br/>
       </w:r>
       <w:r>
         <w:rPr>
@@ -346,10 +573,13 @@
           <w:spacing w:val="-1"/>
           <w:sz w:val="20"/>
           <w:szCs w:val="20"/>
-        </w:rPr>
-        <w:br/>
-      </w:r>
-      <w:r>
+          <w:shd w:val="clear" w:color="auto" w:fill="FFFFFF"/>
+        </w:rPr>
+        <w:t>При сокращении длительности проекта можно следовать жадному алгоритму: берём ту задачу на критическом пути, сокращение которой наиболее дешёвое. При этом стоит учитывать, что критический путь может измениться если после сокращения наиболее длительным окажется другой путь.</w:t>
+      </w:r>
+    </w:p>
+    <w:p>
+      <w:pPr>
         <w:rPr>
           <w:rFonts w:ascii="Arial" w:hAnsi="Arial" w:cs="Arial"/>
           <w:spacing w:val="-1"/>
@@ -357,10 +587,510 @@
           <w:szCs w:val="20"/>
           <w:shd w:val="clear" w:color="auto" w:fill="FFFFFF"/>
         </w:rPr>
-        <w:t xml:space="preserve">7. Для оценки вероятности завершения находим Z = (запланированная длительность - длительность по сетевой диаграмме) / </w:t>
-      </w:r>
-      <w:proofErr w:type="spellStart"/>
-      <w:r>
+      </w:pPr>
+    </w:p>
+    <w:p>
+      <w:pPr>
+        <w:shd w:val="clear" w:color="auto" w:fill="FFFFFF"/>
+        <w:spacing w:before="480" w:after="240" w:line="450" w:lineRule="atLeast"/>
+        <w:outlineLvl w:val="2"/>
+        <w:rPr>
+          <w:rFonts w:ascii="Segoe UI" w:eastAsia="Times New Roman" w:hAnsi="Segoe UI" w:cs="Segoe UI"/>
+          <w:b/>
+          <w:bCs/>
+          <w:sz w:val="30"/>
+          <w:szCs w:val="30"/>
+          <w:lang w:eastAsia="ru-RU"/>
+        </w:rPr>
+      </w:pPr>
+      <w:r>
+        <w:rPr>
+          <w:rFonts w:ascii="Segoe UI" w:eastAsia="Times New Roman" w:hAnsi="Segoe UI" w:cs="Segoe UI"/>
+          <w:b/>
+          <w:bCs/>
+          <w:sz w:val="30"/>
+          <w:szCs w:val="30"/>
+          <w:lang w:eastAsia="ru-RU"/>
+        </w:rPr>
+        <w:t>7. Если нужно сократить длительность (ускорение)</w:t>
+      </w:r>
+    </w:p>
+    <w:p>
+      <w:pPr>
+        <w:numPr>
+          <w:ilvl w:val="0"/>
+          <w:numId w:val="6"/>
+        </w:numPr>
+        <w:shd w:val="clear" w:color="auto" w:fill="FFFFFF"/>
+        <w:spacing w:before="100" w:beforeAutospacing="1" w:after="0" w:line="240" w:lineRule="auto"/>
+        <w:ind w:left="0"/>
+        <w:rPr>
+          <w:rFonts w:ascii="Segoe UI" w:eastAsia="Times New Roman" w:hAnsi="Segoe UI" w:cs="Segoe UI"/>
+          <w:sz w:val="24"/>
+          <w:szCs w:val="24"/>
+          <w:lang w:eastAsia="ru-RU"/>
+        </w:rPr>
+      </w:pPr>
+      <w:r>
+        <w:rPr>
+          <w:rFonts w:ascii="Segoe UI" w:eastAsia="Times New Roman" w:hAnsi="Segoe UI" w:cs="Segoe UI"/>
+          <w:sz w:val="24"/>
+          <w:szCs w:val="24"/>
+          <w:lang w:eastAsia="ru-RU"/>
+        </w:rPr>
+        <w:t>Смотрите на операции </w:t>
+      </w:r>
+      <w:r>
+        <w:rPr>
+          <w:rFonts w:ascii="Segoe UI" w:eastAsia="Times New Roman" w:hAnsi="Segoe UI" w:cs="Segoe UI"/>
+          <w:b/>
+          <w:bCs/>
+          <w:sz w:val="24"/>
+          <w:szCs w:val="24"/>
+          <w:lang w:eastAsia="ru-RU"/>
+        </w:rPr>
+        <w:t>текущего критического пути</w:t>
+      </w:r>
+      <w:r>
+        <w:rPr>
+          <w:rFonts w:ascii="Segoe UI" w:eastAsia="Times New Roman" w:hAnsi="Segoe UI" w:cs="Segoe UI"/>
+          <w:sz w:val="24"/>
+          <w:szCs w:val="24"/>
+          <w:lang w:eastAsia="ru-RU"/>
+        </w:rPr>
+        <w:t>.</w:t>
+      </w:r>
+    </w:p>
+    <w:p>
+      <w:pPr>
+        <w:numPr>
+          <w:ilvl w:val="0"/>
+          <w:numId w:val="6"/>
+        </w:numPr>
+        <w:shd w:val="clear" w:color="auto" w:fill="FFFFFF"/>
+        <w:spacing w:before="100" w:beforeAutospacing="1" w:after="0" w:line="240" w:lineRule="auto"/>
+        <w:ind w:left="0"/>
+        <w:rPr>
+          <w:rFonts w:ascii="Segoe UI" w:eastAsia="Times New Roman" w:hAnsi="Segoe UI" w:cs="Segoe UI"/>
+          <w:sz w:val="24"/>
+          <w:szCs w:val="24"/>
+          <w:lang w:eastAsia="ru-RU"/>
+        </w:rPr>
+      </w:pPr>
+      <w:r>
+        <w:rPr>
+          <w:rFonts w:ascii="Segoe UI" w:eastAsia="Times New Roman" w:hAnsi="Segoe UI" w:cs="Segoe UI"/>
+          <w:sz w:val="24"/>
+          <w:szCs w:val="24"/>
+          <w:lang w:eastAsia="ru-RU"/>
+        </w:rPr>
+        <w:t>У каждой есть возможное сокращение </w:t>
+      </w:r>
+      <m:oMath>
+        <m:r>
+          <m:rPr>
+            <m:sty m:val="b"/>
+          </m:rPr>
+          <w:rPr>
+            <w:rFonts w:ascii="Cambria Math" w:eastAsia="Times New Roman" w:hAnsi="Cambria Math" w:cs="Courier New"/>
+            <w:sz w:val="20"/>
+            <w:szCs w:val="20"/>
+            <w:shd w:val="clear" w:color="auto" w:fill="EBEEF2"/>
+            <w:lang w:eastAsia="ru-RU"/>
+          </w:rPr>
+          <m:t>Δ</m:t>
+        </m:r>
+        <m:sSub>
+          <m:sSubPr>
+            <m:ctrlPr>
+              <w:rPr>
+                <w:rFonts w:ascii="Cambria Math" w:eastAsia="Times New Roman" w:hAnsi="Cambria Math" w:cs="Courier New"/>
+                <w:b/>
+                <w:bCs/>
+                <w:i/>
+                <w:sz w:val="20"/>
+                <w:szCs w:val="20"/>
+                <w:shd w:val="clear" w:color="auto" w:fill="EBEEF2"/>
+                <w:lang w:eastAsia="ru-RU"/>
+              </w:rPr>
+            </m:ctrlPr>
+          </m:sSubPr>
+          <m:e>
+            <m:r>
+              <m:rPr>
+                <m:sty m:val="bi"/>
+              </m:rPr>
+              <w:rPr>
+                <w:rFonts w:ascii="Cambria Math" w:eastAsia="Times New Roman" w:hAnsi="Cambria Math" w:cs="Courier New"/>
+                <w:sz w:val="20"/>
+                <w:szCs w:val="20"/>
+                <w:shd w:val="clear" w:color="auto" w:fill="EBEEF2"/>
+                <w:lang w:eastAsia="ru-RU"/>
+              </w:rPr>
+              <m:t>t</m:t>
+            </m:r>
+          </m:e>
+          <m:sub>
+            <m:r>
+              <m:rPr>
+                <m:sty m:val="bi"/>
+              </m:rPr>
+              <w:rPr>
+                <w:rFonts w:ascii="Cambria Math" w:eastAsia="Times New Roman" w:hAnsi="Cambria Math" w:cs="Courier New"/>
+                <w:sz w:val="20"/>
+                <w:szCs w:val="20"/>
+                <w:shd w:val="clear" w:color="auto" w:fill="EBEEF2"/>
+                <w:lang w:eastAsia="ru-RU"/>
+              </w:rPr>
+              <m:t>i</m:t>
+            </m:r>
+          </m:sub>
+        </m:sSub>
+      </m:oMath>
+      <w:r>
+        <w:rPr>
+          <w:rFonts w:ascii="Segoe UI" w:eastAsia="Times New Roman" w:hAnsi="Segoe UI" w:cs="Segoe UI"/>
+          <w:sz w:val="24"/>
+          <w:szCs w:val="24"/>
+          <w:lang w:eastAsia="ru-RU"/>
+        </w:rPr>
+        <w:t> и дополнительные затраты за 1 день </w:t>
+      </w:r>
+      <m:oMath>
+        <m:r>
+          <m:rPr>
+            <m:sty m:val="b"/>
+          </m:rPr>
+          <w:rPr>
+            <w:rFonts w:ascii="Cambria Math" w:eastAsia="Times New Roman" w:hAnsi="Cambria Math" w:cs="Courier New"/>
+            <w:sz w:val="20"/>
+            <w:szCs w:val="20"/>
+            <w:shd w:val="clear" w:color="auto" w:fill="EBEEF2"/>
+            <w:lang w:eastAsia="ru-RU"/>
+          </w:rPr>
+          <m:t>Δ</m:t>
+        </m:r>
+        <m:sSub>
+          <m:sSubPr>
+            <m:ctrlPr>
+              <w:rPr>
+                <w:rFonts w:ascii="Cambria Math" w:eastAsia="Times New Roman" w:hAnsi="Cambria Math" w:cs="Courier New"/>
+                <w:b/>
+                <w:bCs/>
+                <w:i/>
+                <w:sz w:val="20"/>
+                <w:szCs w:val="20"/>
+                <w:shd w:val="clear" w:color="auto" w:fill="EBEEF2"/>
+                <w:lang w:eastAsia="ru-RU"/>
+              </w:rPr>
+            </m:ctrlPr>
+          </m:sSubPr>
+          <m:e>
+            <m:r>
+              <m:rPr>
+                <m:sty m:val="bi"/>
+              </m:rPr>
+              <w:rPr>
+                <w:rFonts w:ascii="Cambria Math" w:eastAsia="Times New Roman" w:hAnsi="Cambria Math" w:cs="Courier New"/>
+                <w:sz w:val="20"/>
+                <w:szCs w:val="20"/>
+                <w:shd w:val="clear" w:color="auto" w:fill="EBEEF2"/>
+                <w:lang w:eastAsia="ru-RU"/>
+              </w:rPr>
+              <m:t>S</m:t>
+            </m:r>
+          </m:e>
+          <m:sub>
+            <m:r>
+              <m:rPr>
+                <m:sty m:val="bi"/>
+              </m:rPr>
+              <w:rPr>
+                <w:rFonts w:ascii="Cambria Math" w:eastAsia="Times New Roman" w:hAnsi="Cambria Math" w:cs="Courier New"/>
+                <w:sz w:val="20"/>
+                <w:szCs w:val="20"/>
+                <w:shd w:val="clear" w:color="auto" w:fill="EBEEF2"/>
+                <w:lang w:eastAsia="ru-RU"/>
+              </w:rPr>
+              <m:t>i</m:t>
+            </m:r>
+          </m:sub>
+        </m:sSub>
+      </m:oMath>
+      <w:r>
+        <w:rPr>
+          <w:rFonts w:ascii="Segoe UI" w:eastAsia="Times New Roman" w:hAnsi="Segoe UI" w:cs="Segoe UI"/>
+          <w:sz w:val="24"/>
+          <w:szCs w:val="24"/>
+          <w:lang w:eastAsia="ru-RU"/>
+        </w:rPr>
+        <w:t>.</w:t>
+      </w:r>
+    </w:p>
+    <w:p>
+      <w:pPr>
+        <w:numPr>
+          <w:ilvl w:val="0"/>
+          <w:numId w:val="6"/>
+        </w:numPr>
+        <w:shd w:val="clear" w:color="auto" w:fill="FFFFFF"/>
+        <w:spacing w:before="100" w:beforeAutospacing="1" w:after="0" w:line="240" w:lineRule="auto"/>
+        <w:ind w:left="0"/>
+        <w:rPr>
+          <w:rFonts w:ascii="Segoe UI" w:eastAsia="Times New Roman" w:hAnsi="Segoe UI" w:cs="Segoe UI"/>
+          <w:sz w:val="24"/>
+          <w:szCs w:val="24"/>
+          <w:lang w:eastAsia="ru-RU"/>
+        </w:rPr>
+      </w:pPr>
+      <w:r>
+        <w:rPr>
+          <w:rFonts w:ascii="Segoe UI" w:eastAsia="Times New Roman" w:hAnsi="Segoe UI" w:cs="Segoe UI"/>
+          <w:sz w:val="24"/>
+          <w:szCs w:val="24"/>
+          <w:lang w:eastAsia="ru-RU"/>
+        </w:rPr>
+        <w:t>Выбираете </w:t>
+      </w:r>
+      <w:r>
+        <w:rPr>
+          <w:rFonts w:ascii="Segoe UI" w:eastAsia="Times New Roman" w:hAnsi="Segoe UI" w:cs="Segoe UI"/>
+          <w:b/>
+          <w:bCs/>
+          <w:sz w:val="24"/>
+          <w:szCs w:val="24"/>
+          <w:lang w:eastAsia="ru-RU"/>
+        </w:rPr>
+        <w:t>самую дешёвую</w:t>
+      </w:r>
+      <w:r>
+        <w:rPr>
+          <w:rFonts w:ascii="Segoe UI" w:eastAsia="Times New Roman" w:hAnsi="Segoe UI" w:cs="Segoe UI"/>
+          <w:sz w:val="24"/>
+          <w:szCs w:val="24"/>
+          <w:lang w:eastAsia="ru-RU"/>
+        </w:rPr>
+        <w:t> (с наименьшим </w:t>
+      </w:r>
+      <m:oMath>
+        <m:r>
+          <m:rPr>
+            <m:sty m:val="b"/>
+          </m:rPr>
+          <w:rPr>
+            <w:rFonts w:ascii="Cambria Math" w:eastAsia="Times New Roman" w:hAnsi="Cambria Math" w:cs="Courier New"/>
+            <w:sz w:val="20"/>
+            <w:szCs w:val="20"/>
+            <w:shd w:val="clear" w:color="auto" w:fill="EBEEF2"/>
+            <w:lang w:eastAsia="ru-RU"/>
+          </w:rPr>
+          <m:t>Δ</m:t>
+        </m:r>
+        <m:sSub>
+          <m:sSubPr>
+            <m:ctrlPr>
+              <w:rPr>
+                <w:rFonts w:ascii="Cambria Math" w:eastAsia="Times New Roman" w:hAnsi="Cambria Math" w:cs="Courier New"/>
+                <w:b/>
+                <w:bCs/>
+                <w:i/>
+                <w:sz w:val="20"/>
+                <w:szCs w:val="20"/>
+                <w:shd w:val="clear" w:color="auto" w:fill="EBEEF2"/>
+                <w:lang w:eastAsia="ru-RU"/>
+              </w:rPr>
+            </m:ctrlPr>
+          </m:sSubPr>
+          <m:e>
+            <m:r>
+              <m:rPr>
+                <m:sty m:val="bi"/>
+              </m:rPr>
+              <w:rPr>
+                <w:rFonts w:ascii="Cambria Math" w:eastAsia="Times New Roman" w:hAnsi="Cambria Math" w:cs="Courier New"/>
+                <w:sz w:val="20"/>
+                <w:szCs w:val="20"/>
+                <w:shd w:val="clear" w:color="auto" w:fill="EBEEF2"/>
+                <w:lang w:eastAsia="ru-RU"/>
+              </w:rPr>
+              <m:t>S</m:t>
+            </m:r>
+          </m:e>
+          <m:sub>
+            <m:r>
+              <m:rPr>
+                <m:sty m:val="bi"/>
+              </m:rPr>
+              <w:rPr>
+                <w:rFonts w:ascii="Cambria Math" w:eastAsia="Times New Roman" w:hAnsi="Cambria Math" w:cs="Courier New"/>
+                <w:sz w:val="20"/>
+                <w:szCs w:val="20"/>
+                <w:shd w:val="clear" w:color="auto" w:fill="EBEEF2"/>
+                <w:lang w:eastAsia="ru-RU"/>
+              </w:rPr>
+              <m:t>i</m:t>
+            </m:r>
+          </m:sub>
+        </m:sSub>
+      </m:oMath>
+      <w:r>
+        <w:rPr>
+          <w:rFonts w:ascii="Segoe UI" w:eastAsia="Times New Roman" w:hAnsi="Segoe UI" w:cs="Segoe UI"/>
+          <w:sz w:val="24"/>
+          <w:szCs w:val="24"/>
+          <w:lang w:eastAsia="ru-RU"/>
+        </w:rPr>
+        <w:t>) из тех, у кого ещё есть запас сокращения.</w:t>
+      </w:r>
+    </w:p>
+    <w:p>
+      <w:pPr>
+        <w:numPr>
+          <w:ilvl w:val="0"/>
+          <w:numId w:val="6"/>
+        </w:numPr>
+        <w:shd w:val="clear" w:color="auto" w:fill="FFFFFF"/>
+        <w:spacing w:before="100" w:beforeAutospacing="1" w:after="0" w:line="240" w:lineRule="auto"/>
+        <w:ind w:left="0"/>
+        <w:rPr>
+          <w:rFonts w:ascii="Segoe UI" w:eastAsia="Times New Roman" w:hAnsi="Segoe UI" w:cs="Segoe UI"/>
+          <w:sz w:val="24"/>
+          <w:szCs w:val="24"/>
+          <w:lang w:eastAsia="ru-RU"/>
+        </w:rPr>
+      </w:pPr>
+      <w:r>
+        <w:rPr>
+          <w:rFonts w:ascii="Segoe UI" w:eastAsia="Times New Roman" w:hAnsi="Segoe UI" w:cs="Segoe UI"/>
+          <w:sz w:val="24"/>
+          <w:szCs w:val="24"/>
+          <w:lang w:eastAsia="ru-RU"/>
+        </w:rPr>
+        <w:t>Уменьшаете её длительность на 1 день (или больше, если нужно), пересчитываете все ES, EF, LS, LF, резервы и заново находите критический путь.</w:t>
+      </w:r>
+    </w:p>
+    <w:p>
+      <w:pPr>
+        <w:numPr>
+          <w:ilvl w:val="0"/>
+          <w:numId w:val="6"/>
+        </w:numPr>
+        <w:shd w:val="clear" w:color="auto" w:fill="FFFFFF"/>
+        <w:spacing w:before="100" w:beforeAutospacing="1" w:after="0" w:line="240" w:lineRule="auto"/>
+        <w:ind w:left="0"/>
+        <w:rPr>
+          <w:rFonts w:ascii="Segoe UI" w:eastAsia="Times New Roman" w:hAnsi="Segoe UI" w:cs="Segoe UI"/>
+          <w:sz w:val="24"/>
+          <w:szCs w:val="24"/>
+          <w:lang w:eastAsia="ru-RU"/>
+        </w:rPr>
+      </w:pPr>
+      <w:r>
+        <w:rPr>
+          <w:rFonts w:ascii="Segoe UI" w:eastAsia="Times New Roman" w:hAnsi="Segoe UI" w:cs="Segoe UI"/>
+          <w:sz w:val="24"/>
+          <w:szCs w:val="24"/>
+          <w:lang w:eastAsia="ru-RU"/>
+        </w:rPr>
+        <w:t>Повторяете, пока не достигнете нужного срока или не упрётесь в лимит затрат (если он задан, например, </w:t>
+      </w:r>
+      <m:oMath>
+        <m:sSub>
+          <m:sSubPr>
+            <m:ctrlPr>
+              <w:rPr>
+                <w:rFonts w:ascii="Cambria Math" w:eastAsia="Times New Roman" w:hAnsi="Cambria Math" w:cs="Courier New"/>
+                <w:b/>
+                <w:bCs/>
+                <w:i/>
+                <w:sz w:val="20"/>
+                <w:szCs w:val="20"/>
+                <w:shd w:val="clear" w:color="auto" w:fill="EBEEF2"/>
+                <w:lang w:eastAsia="ru-RU"/>
+              </w:rPr>
+            </m:ctrlPr>
+          </m:sSubPr>
+          <m:e>
+            <m:r>
+              <m:rPr>
+                <m:sty m:val="bi"/>
+              </m:rPr>
+              <w:rPr>
+                <w:rFonts w:ascii="Cambria Math" w:eastAsia="Times New Roman" w:hAnsi="Cambria Math" w:cs="Courier New"/>
+                <w:sz w:val="20"/>
+                <w:szCs w:val="20"/>
+                <w:shd w:val="clear" w:color="auto" w:fill="EBEEF2"/>
+                <w:lang w:eastAsia="ru-RU"/>
+              </w:rPr>
+              <m:t>K</m:t>
+            </m:r>
+          </m:e>
+          <m:sub>
+            <m:r>
+              <m:rPr>
+                <m:sty m:val="bi"/>
+              </m:rPr>
+              <w:rPr>
+                <w:rFonts w:ascii="Cambria Math" w:eastAsia="Times New Roman" w:hAnsi="Cambria Math" w:cs="Courier New"/>
+                <w:sz w:val="20"/>
+                <w:szCs w:val="20"/>
+                <w:shd w:val="clear" w:color="auto" w:fill="EBEEF2"/>
+                <w:lang w:eastAsia="ru-RU"/>
+              </w:rPr>
+              <m:t>3</m:t>
+            </m:r>
+          </m:sub>
+        </m:sSub>
+      </m:oMath>
+      <w:r>
+        <w:rPr>
+          <w:rFonts w:ascii="Segoe UI" w:eastAsia="Times New Roman" w:hAnsi="Segoe UI" w:cs="Segoe UI"/>
+          <w:sz w:val="24"/>
+          <w:szCs w:val="24"/>
+          <w:lang w:eastAsia="ru-RU"/>
+        </w:rPr>
+        <w:t>).</w:t>
+      </w:r>
+    </w:p>
+    <w:p>
+      <w:pPr>
+        <w:numPr>
+          <w:ilvl w:val="0"/>
+          <w:numId w:val="6"/>
+        </w:numPr>
+        <w:shd w:val="clear" w:color="auto" w:fill="FFFFFF"/>
+        <w:spacing w:before="100" w:beforeAutospacing="1" w:after="0" w:line="240" w:lineRule="auto"/>
+        <w:ind w:left="0"/>
+        <w:rPr>
+          <w:rFonts w:ascii="Segoe UI" w:eastAsia="Times New Roman" w:hAnsi="Segoe UI" w:cs="Segoe UI"/>
+          <w:sz w:val="24"/>
+          <w:szCs w:val="24"/>
+          <w:lang w:eastAsia="ru-RU"/>
+        </w:rPr>
+      </w:pPr>
+      <w:r>
+        <w:rPr>
+          <w:rFonts w:ascii="Segoe UI" w:eastAsia="Times New Roman" w:hAnsi="Segoe UI" w:cs="Segoe UI"/>
+          <w:b/>
+          <w:bCs/>
+          <w:sz w:val="24"/>
+          <w:szCs w:val="24"/>
+          <w:lang w:eastAsia="ru-RU"/>
+        </w:rPr>
+        <w:t>Внимание:</w:t>
+      </w:r>
+      <w:r>
+        <w:rPr>
+          <w:rFonts w:ascii="Segoe UI" w:eastAsia="Times New Roman" w:hAnsi="Segoe UI" w:cs="Segoe UI"/>
+          <w:sz w:val="24"/>
+          <w:szCs w:val="24"/>
+          <w:lang w:eastAsia="ru-RU"/>
+        </w:rPr>
+        <w:t> после каждого сокращения критический путь может измениться – обязательно перепроверяйте!</w:t>
+      </w:r>
+    </w:p>
+    <w:p>
+      <w:pPr>
         <w:rPr>
           <w:rFonts w:ascii="Arial" w:hAnsi="Arial" w:cs="Arial"/>
           <w:spacing w:val="-1"/>
@@ -368,47 +1098,7 @@
           <w:szCs w:val="20"/>
           <w:shd w:val="clear" w:color="auto" w:fill="FFFFFF"/>
         </w:rPr>
-        <w:t>σ_TE</w:t>
-      </w:r>
-      <w:proofErr w:type="spellEnd"/>
-      <w:r>
-        <w:rPr>
-          <w:rFonts w:ascii="Arial" w:hAnsi="Arial" w:cs="Arial"/>
-          <w:spacing w:val="-1"/>
-          <w:sz w:val="20"/>
-          <w:szCs w:val="20"/>
-          <w:shd w:val="clear" w:color="auto" w:fill="FFFFFF"/>
-        </w:rPr>
-        <w:t xml:space="preserve"> и берём вероятность Z из таблицы стандартного нормального распределения (т.к. распределение симметрично относительно 0, то если Z отрицательное, то берём вероятность |Z| и вычитаем его из единицы)</w:t>
-      </w:r>
-      <w:r>
-        <w:rPr>
-          <w:rFonts w:ascii="Arial" w:hAnsi="Arial" w:cs="Arial"/>
-          <w:spacing w:val="-1"/>
-          <w:sz w:val="20"/>
-          <w:szCs w:val="20"/>
-        </w:rPr>
-        <w:br/>
-      </w:r>
-      <w:r>
-        <w:rPr>
-          <w:rFonts w:ascii="Arial" w:hAnsi="Arial" w:cs="Arial"/>
-          <w:spacing w:val="-1"/>
-          <w:sz w:val="20"/>
-          <w:szCs w:val="20"/>
-        </w:rPr>
-        <w:br/>
-      </w:r>
-      <w:r>
-        <w:rPr>
-          <w:rFonts w:ascii="Arial" w:hAnsi="Arial" w:cs="Arial"/>
-          <w:spacing w:val="-1"/>
-          <w:sz w:val="20"/>
-          <w:szCs w:val="20"/>
-          <w:shd w:val="clear" w:color="auto" w:fill="FFFFFF"/>
-        </w:rPr>
-        <w:t>При сокращении длительности проекта можно следовать жадному алгоритму: берём ту задачу на критическом пути, сокращение которой наиболее дешёвое. При этом стоит учитывать, что критический путь может измениться если после сокращения наиболее длительным окажется другой путь.</w:t>
-      </w:r>
+      </w:pPr>
     </w:p>
     <w:p>
       <w:pPr>
@@ -753,12 +1443,13 @@
       <w:r>
         <w:rPr>
           <w:rFonts w:ascii="Times New Roman" w:eastAsia="Times New Roman" w:hAnsi="Times New Roman" w:cs="Times New Roman"/>
+          <w:noProof/>
           <w:sz w:val="24"/>
           <w:szCs w:val="24"/>
           <w:lang w:eastAsia="ru-RU"/>
         </w:rPr>
         <w:pict w14:anchorId="5FE27C5A">
-          <v:rect id="_x0000_i1025" style="width:0;height:.75pt" o:hralign="center" o:hrstd="t" o:hr="t" fillcolor="#a0a0a0" stroked="f"/>
+          <v:rect id="_x0000_i1031" alt="" style="width:467.75pt;height:.05pt;mso-width-percent:0;mso-height-percent:0;mso-width-percent:0;mso-height-percent:0" o:hralign="center" o:hrstd="t" o:hr="t" fillcolor="#a0a0a0" stroked="f"/>
         </w:pict>
       </w:r>
     </w:p>
@@ -873,8 +1564,6 @@
         </w:rPr>
         <w:t>Блок для сетевой диаграммы, начало, завершение -номер дня, например день 1, писать достаточно просто 1:</w:t>
       </w:r>
-      <w:bookmarkStart w:id="0" w:name="_GoBack"/>
-      <w:bookmarkEnd w:id="0"/>
     </w:p>
     <w:p>
       <w:pPr>
@@ -1232,12 +1921,13 @@
       <w:r>
         <w:rPr>
           <w:rFonts w:ascii="Times New Roman" w:eastAsia="Times New Roman" w:hAnsi="Times New Roman" w:cs="Times New Roman"/>
+          <w:noProof/>
           <w:sz w:val="24"/>
           <w:szCs w:val="24"/>
           <w:lang w:eastAsia="ru-RU"/>
         </w:rPr>
         <w:pict w14:anchorId="0EC984EE">
-          <v:rect id="_x0000_i1026" style="width:0;height:.75pt" o:hralign="center" o:hrstd="t" o:hr="t" fillcolor="#a0a0a0" stroked="f"/>
+          <v:rect id="_x0000_i1030" alt="" style="width:467.75pt;height:.05pt;mso-width-percent:0;mso-height-percent:0;mso-width-percent:0;mso-height-percent:0" o:hralign="center" o:hrstd="t" o:hr="t" fillcolor="#a0a0a0" stroked="f"/>
         </w:pict>
       </w:r>
     </w:p>
@@ -1332,7 +2022,17 @@
           <w:shd w:val="clear" w:color="auto" w:fill="EBEEF2"/>
           <w:lang w:eastAsia="ru-RU"/>
         </w:rPr>
-        <w:t xml:space="preserve"> = 1</w:t>
+        <w:t xml:space="preserve"> = </w:t>
+      </w:r>
+      <w:r>
+        <w:rPr>
+          <w:rFonts w:ascii="Consolas" w:eastAsia="Times New Roman" w:hAnsi="Consolas" w:cs="Courier New"/>
+          <w:sz w:val="20"/>
+          <w:szCs w:val="20"/>
+          <w:shd w:val="clear" w:color="auto" w:fill="EBEEF2"/>
+          <w:lang w:eastAsia="ru-RU"/>
+        </w:rPr>
+        <w:t>0</w:t>
       </w:r>
       <w:r>
         <w:rPr>
@@ -1380,16 +2080,37 @@
           <w:shd w:val="clear" w:color="auto" w:fill="EBEEF2"/>
           <w:lang w:eastAsia="ru-RU"/>
         </w:rPr>
-        <w:t xml:space="preserve"> = ES + длительность - 1</w:t>
-      </w:r>
-      <w:r>
-        <w:rPr>
-          <w:rFonts w:ascii="Segoe UI" w:eastAsia="Times New Roman" w:hAnsi="Segoe UI" w:cs="Segoe UI"/>
-          <w:sz w:val="24"/>
-          <w:szCs w:val="24"/>
-          <w:lang w:eastAsia="ru-RU"/>
-        </w:rPr>
-        <w:t> (день окончания).</w:t>
+        <w:t xml:space="preserve"> = ES + </w:t>
+      </w:r>
+      <w:proofErr w:type="gramStart"/>
+      <w:r>
+        <w:rPr>
+          <w:rFonts w:ascii="Consolas" w:eastAsia="Times New Roman" w:hAnsi="Consolas" w:cs="Courier New"/>
+          <w:sz w:val="20"/>
+          <w:szCs w:val="20"/>
+          <w:shd w:val="clear" w:color="auto" w:fill="EBEEF2"/>
+          <w:lang w:eastAsia="ru-RU"/>
+        </w:rPr>
+        <w:t xml:space="preserve">длительность </w:t>
+      </w:r>
+      <w:r>
+        <w:rPr>
+          <w:rFonts w:ascii="Segoe UI" w:eastAsia="Times New Roman" w:hAnsi="Segoe UI" w:cs="Segoe UI"/>
+          <w:sz w:val="24"/>
+          <w:szCs w:val="24"/>
+          <w:lang w:eastAsia="ru-RU"/>
+        </w:rPr>
+        <w:t> (</w:t>
+      </w:r>
+      <w:proofErr w:type="gramEnd"/>
+      <w:r>
+        <w:rPr>
+          <w:rFonts w:ascii="Segoe UI" w:eastAsia="Times New Roman" w:hAnsi="Segoe UI" w:cs="Segoe UI"/>
+          <w:sz w:val="24"/>
+          <w:szCs w:val="24"/>
+          <w:lang w:eastAsia="ru-RU"/>
+        </w:rPr>
+        <w:t>день окончания).</w:t>
       </w:r>
     </w:p>
     <w:p>
@@ -1436,7 +2157,7 @@
           <w:shd w:val="clear" w:color="auto" w:fill="EBEEF2"/>
           <w:lang w:eastAsia="ru-RU"/>
         </w:rPr>
-        <w:t>ES = (максимальный EF среди всех предшественников) + 1</w:t>
+        <w:t>ES = (максимальный EF среди всех предшественников)</w:t>
       </w:r>
       <w:r>
         <w:rPr>
@@ -1464,7 +2185,7 @@
           <w:shd w:val="clear" w:color="auto" w:fill="EBEEF2"/>
           <w:lang w:eastAsia="ru-RU"/>
         </w:rPr>
-        <w:t>EF = ES + длительность - 1</w:t>
+        <w:t>EF = ES + длительность</w:t>
       </w:r>
       <w:r>
         <w:rPr>
@@ -1510,12 +2231,13 @@
       <w:r>
         <w:rPr>
           <w:rFonts w:ascii="Times New Roman" w:eastAsia="Times New Roman" w:hAnsi="Times New Roman" w:cs="Times New Roman"/>
+          <w:noProof/>
           <w:sz w:val="24"/>
           <w:szCs w:val="24"/>
           <w:lang w:eastAsia="ru-RU"/>
         </w:rPr>
         <w:pict w14:anchorId="63FD5814">
-          <v:rect id="_x0000_i1027" style="width:0;height:.75pt" o:hralign="center" o:hrstd="t" o:hr="t" fillcolor="#a0a0a0" stroked="f"/>
+          <v:rect id="_x0000_i1029" alt="" style="width:467.75pt;height:.05pt;mso-width-percent:0;mso-height-percent:0;mso-width-percent:0;mso-height-percent:0" o:hralign="center" o:hrstd="t" o:hr="t" fillcolor="#a0a0a0" stroked="f"/>
         </w:pict>
       </w:r>
     </w:p>
@@ -1657,7 +2379,7 @@
           <w:shd w:val="clear" w:color="auto" w:fill="EBEEF2"/>
           <w:lang w:eastAsia="ru-RU"/>
         </w:rPr>
-        <w:t>= LF - длительность + 1</w:t>
+        <w:t>= LF - длительность</w:t>
       </w:r>
       <w:r>
         <w:rPr>
@@ -1713,7 +2435,7 @@
           <w:shd w:val="clear" w:color="auto" w:fill="EBEEF2"/>
           <w:lang w:eastAsia="ru-RU"/>
         </w:rPr>
-        <w:t>LF = (минимальный LS среди всех последователей) - 1</w:t>
+        <w:t>LF = (минимальный LS среди всех последователей)</w:t>
       </w:r>
       <w:r>
         <w:rPr>
@@ -1741,7 +2463,7 @@
           <w:shd w:val="clear" w:color="auto" w:fill="EBEEF2"/>
           <w:lang w:eastAsia="ru-RU"/>
         </w:rPr>
-        <w:t>LS = LF - длительность + 1</w:t>
+        <w:t>LS = LF - длительность</w:t>
       </w:r>
       <w:r>
         <w:rPr>
@@ -1787,12 +2509,13 @@
       <w:r>
         <w:rPr>
           <w:rFonts w:ascii="Times New Roman" w:eastAsia="Times New Roman" w:hAnsi="Times New Roman" w:cs="Times New Roman"/>
+          <w:noProof/>
           <w:sz w:val="24"/>
           <w:szCs w:val="24"/>
           <w:lang w:eastAsia="ru-RU"/>
         </w:rPr>
         <w:pict w14:anchorId="0928EB42">
-          <v:rect id="_x0000_i1028" style="width:0;height:.75pt" o:hralign="center" o:hrstd="t" o:hr="t" fillcolor="#a0a0a0" stroked="f"/>
+          <v:rect id="_x0000_i1028" alt="" style="width:467.75pt;height:.05pt;mso-width-percent:0;mso-height-percent:0;mso-width-percent:0;mso-height-percent:0" o:hralign="center" o:hrstd="t" o:hr="t" fillcolor="#a0a0a0" stroked="f"/>
         </w:pict>
       </w:r>
     </w:p>
@@ -1819,31 +2542,7 @@
           <w:szCs w:val="30"/>
           <w:lang w:eastAsia="ru-RU"/>
         </w:rPr>
-        <w:t>5. Найти резерв (</w:t>
-      </w:r>
-      <w:proofErr w:type="spellStart"/>
-      <w:r>
-        <w:rPr>
-          <w:rFonts w:ascii="Segoe UI" w:eastAsia="Times New Roman" w:hAnsi="Segoe UI" w:cs="Segoe UI"/>
-          <w:b/>
-          <w:bCs/>
-          <w:sz w:val="30"/>
-          <w:szCs w:val="30"/>
-          <w:lang w:eastAsia="ru-RU"/>
-        </w:rPr>
-        <w:t>slack</w:t>
-      </w:r>
-      <w:proofErr w:type="spellEnd"/>
-      <w:r>
-        <w:rPr>
-          <w:rFonts w:ascii="Segoe UI" w:eastAsia="Times New Roman" w:hAnsi="Segoe UI" w:cs="Segoe UI"/>
-          <w:b/>
-          <w:bCs/>
-          <w:sz w:val="30"/>
-          <w:szCs w:val="30"/>
-          <w:lang w:eastAsia="ru-RU"/>
-        </w:rPr>
-        <w:t>) и критический путь</w:t>
+        <w:t>5. Найти резерв (slack) и критический путь</w:t>
       </w:r>
     </w:p>
     <w:p>
@@ -2044,12 +2743,13 @@
       <w:r>
         <w:rPr>
           <w:rFonts w:ascii="Times New Roman" w:eastAsia="Times New Roman" w:hAnsi="Times New Roman" w:cs="Times New Roman"/>
+          <w:noProof/>
           <w:sz w:val="24"/>
           <w:szCs w:val="24"/>
           <w:lang w:eastAsia="ru-RU"/>
         </w:rPr>
         <w:pict w14:anchorId="01D5FD5A">
-          <v:rect id="_x0000_i1029" style="width:0;height:.75pt" o:hralign="center" o:hrstd="t" o:hr="t" fillcolor="#a0a0a0" stroked="f"/>
+          <v:rect id="_x0000_i1027" alt="" style="width:467.75pt;height:.05pt;mso-width-percent:0;mso-height-percent:0;mso-width-percent:0;mso-height-percent:0" o:hralign="center" o:hrstd="t" o:hr="t" fillcolor="#a0a0a0" stroked="f"/>
         </w:pict>
       </w:r>
     </w:p>
@@ -2175,7 +2875,7 @@
           <w:rFonts w:ascii="Segoe UI" w:eastAsia="Times New Roman" w:hAnsi="Segoe UI" w:cs="Segoe UI"/>
           <w:sz w:val="20"/>
           <w:szCs w:val="20"/>
-          <w:lang w:val="en-US" w:eastAsia="ru-RU"/>
+          <w:lang w:eastAsia="ru-RU"/>
         </w:rPr>
       </w:pPr>
     </w:p>
@@ -2850,12 +3550,13 @@
       <w:r>
         <w:rPr>
           <w:rFonts w:ascii="Times New Roman" w:eastAsia="Times New Roman" w:hAnsi="Times New Roman" w:cs="Times New Roman"/>
+          <w:noProof/>
           <w:sz w:val="24"/>
           <w:szCs w:val="24"/>
           <w:lang w:eastAsia="ru-RU"/>
         </w:rPr>
         <w:pict w14:anchorId="096505EB">
-          <v:rect id="_x0000_i1030" style="width:0;height:.75pt" o:hralign="center" o:hrstd="t" o:hr="t" fillcolor="#a0a0a0" stroked="f"/>
+          <v:rect id="_x0000_i1026" alt="" style="width:467.75pt;height:.05pt;mso-width-percent:0;mso-height-percent:0;mso-width-percent:0;mso-height-percent:0" o:hralign="center" o:hrstd="t" o:hr="t" fillcolor="#a0a0a0" stroked="f"/>
         </w:pict>
       </w:r>
     </w:p>
@@ -3372,12 +4073,13 @@
       <w:r>
         <w:rPr>
           <w:rFonts w:ascii="Times New Roman" w:eastAsia="Times New Roman" w:hAnsi="Times New Roman" w:cs="Times New Roman"/>
+          <w:noProof/>
           <w:sz w:val="24"/>
           <w:szCs w:val="24"/>
           <w:lang w:eastAsia="ru-RU"/>
         </w:rPr>
         <w:pict w14:anchorId="03A0BFE6">
-          <v:rect id="_x0000_i1031" style="width:0;height:.75pt" o:hralign="center" o:hrstd="t" o:hr="t" fillcolor="#a0a0a0" stroked="f"/>
+          <v:rect id="_x0000_i1025" alt="" style="width:467.75pt;height:.05pt;mso-width-percent:0;mso-height-percent:0;mso-width-percent:0;mso-height-percent:0" o:hralign="center" o:hrstd="t" o:hr="t" fillcolor="#a0a0a0" stroked="f"/>
         </w:pict>
       </w:r>
     </w:p>
@@ -3668,7 +4370,7 @@
 </file>
 
 <file path=word/numbering.xml><?xml version="1.0" encoding="utf-8"?>
-<w:numbering xmlns:wpc="http://schemas.microsoft.com/office/word/2010/wordprocessingCanvas" xmlns:cx="http://schemas.microsoft.com/office/drawing/2014/chartex" xmlns:cx1="http://schemas.microsoft.com/office/drawing/2015/9/8/chartex" xmlns:cx2="http://schemas.microsoft.com/office/drawing/2015/10/21/chartex" xmlns:cx3="http://schemas.microsoft.com/office/drawing/2016/5/9/chartex" xmlns:cx4="http://schemas.microsoft.com/office/drawing/2016/5/10/chartex" xmlns:cx5="http://schemas.microsoft.com/office/drawing/2016/5/11/chartex" xmlns:cx6="http://schemas.microsoft.com/office/drawing/2016/5/12/chartex" xmlns:cx7="http://schemas.microsoft.com/office/drawing/2016/5/13/chartex" xmlns:cx8="http://schemas.microsoft.com/office/drawing/2016/5/14/chartex" xmlns:mc="http://schemas.openxmlformats.org/markup-compatibility/2006" xmlns:aink="http://schemas.microsoft.com/office/drawing/2016/ink" xmlns:am3d="http://schemas.microsoft.com/office/drawing/2017/model3d" xmlns:o="urn:schemas-microsoft-com:office:office" xmlns:r="http://schemas.openxmlformats.org/officeDocument/2006/relationships" xmlns:m="http://schemas.openxmlformats.org/officeDocument/2006/math" xmlns:v="urn:schemas-microsoft-com:vml" xmlns:wp14="http://schemas.microsoft.com/office/word/2010/wordprocessingDrawing" xmlns:wp="http://schemas.openxmlformats.org/drawingml/2006/wordprocessingDrawing" xmlns:w10="urn:schemas-microsoft-com:office:word" xmlns:w="http://schemas.openxmlformats.org/wordprocessingml/2006/main" xmlns:w14="http://schemas.microsoft.com/office/word/2010/wordml" xmlns:w15="http://schemas.microsoft.com/office/word/2012/wordml" xmlns:w16cid="http://schemas.microsoft.com/office/word/2016/wordml/cid" xmlns:w16se="http://schemas.microsoft.com/office/word/2015/wordml/symex" xmlns:wpg="http://schemas.microsoft.com/office/word/2010/wordprocessingGroup" xmlns:wpi="http://schemas.microsoft.com/office/word/2010/wordprocessingInk" xmlns:wne="http://schemas.microsoft.com/office/word/2006/wordml" xmlns:wps="http://schemas.microsoft.com/office/word/2010/wordprocessingShape" mc:Ignorable="w14 w15 w16se w16cid wp14">
+<w:numbering xmlns:wpc="http://schemas.microsoft.com/office/word/2010/wordprocessingCanvas" xmlns:cx="http://schemas.microsoft.com/office/drawing/2014/chartex" xmlns:cx1="http://schemas.microsoft.com/office/drawing/2015/9/8/chartex" xmlns:cx2="http://schemas.microsoft.com/office/drawing/2015/10/21/chartex" xmlns:cx3="http://schemas.microsoft.com/office/drawing/2016/5/9/chartex" xmlns:cx4="http://schemas.microsoft.com/office/drawing/2016/5/10/chartex" xmlns:cx5="http://schemas.microsoft.com/office/drawing/2016/5/11/chartex" xmlns:cx6="http://schemas.microsoft.com/office/drawing/2016/5/12/chartex" xmlns:cx7="http://schemas.microsoft.com/office/drawing/2016/5/13/chartex" xmlns:cx8="http://schemas.microsoft.com/office/drawing/2016/5/14/chartex" xmlns:mc="http://schemas.openxmlformats.org/markup-compatibility/2006" xmlns:aink="http://schemas.microsoft.com/office/drawing/2016/ink" xmlns:am3d="http://schemas.microsoft.com/office/drawing/2017/model3d" xmlns:o="urn:schemas-microsoft-com:office:office" xmlns:oel="http://schemas.microsoft.com/office/2019/extlst" xmlns:r="http://schemas.openxmlformats.org/officeDocument/2006/relationships" xmlns:m="http://schemas.openxmlformats.org/officeDocument/2006/math" xmlns:v="urn:schemas-microsoft-com:vml" xmlns:wp14="http://schemas.microsoft.com/office/word/2010/wordprocessingDrawing" xmlns:wp="http://schemas.openxmlformats.org/drawingml/2006/wordprocessingDrawing" xmlns:w10="urn:schemas-microsoft-com:office:word" xmlns:w="http://schemas.openxmlformats.org/wordprocessingml/2006/main" xmlns:w14="http://schemas.microsoft.com/office/word/2010/wordml" xmlns:w15="http://schemas.microsoft.com/office/word/2012/wordml" xmlns:w16cex="http://schemas.microsoft.com/office/word/2018/wordml/cex" xmlns:w16cid="http://schemas.microsoft.com/office/word/2016/wordml/cid" xmlns:w16="http://schemas.microsoft.com/office/word/2018/wordml" xmlns:w16du="http://schemas.microsoft.com/office/word/2023/wordml/word16du" xmlns:w16sdtdh="http://schemas.microsoft.com/office/word/2020/wordml/sdtdatahash" xmlns:w16sdtfl="http://schemas.microsoft.com/office/word/2024/wordml/sdtformatlock" xmlns:w16se="http://schemas.microsoft.com/office/word/2015/wordml/symex" xmlns:wpg="http://schemas.microsoft.com/office/word/2010/wordprocessingGroup" xmlns:wpi="http://schemas.microsoft.com/office/word/2010/wordprocessingInk" xmlns:wne="http://schemas.microsoft.com/office/word/2006/wordml" xmlns:wps="http://schemas.microsoft.com/office/word/2010/wordprocessingShape" mc:Ignorable="w14 w15 w16se w16cid w16 w16cex w16sdtdh w16sdtfl w16du wp14">
   <w:abstractNum w:abstractNumId="0" w15:restartNumberingAfterBreak="0">
     <w:nsid w:val="05663818"/>
     <w:multiLevelType w:val="multilevel"/>
@@ -4712,32 +5414,32 @@
       </w:rPr>
     </w:lvl>
   </w:abstractNum>
-  <w:num w:numId="1">
+  <w:num w:numId="1" w16cid:durableId="1235622761">
     <w:abstractNumId w:val="1"/>
   </w:num>
-  <w:num w:numId="2">
+  <w:num w:numId="2" w16cid:durableId="1970936800">
     <w:abstractNumId w:val="6"/>
   </w:num>
-  <w:num w:numId="3">
+  <w:num w:numId="3" w16cid:durableId="1158572567">
     <w:abstractNumId w:val="2"/>
   </w:num>
-  <w:num w:numId="4">
+  <w:num w:numId="4" w16cid:durableId="919096781">
     <w:abstractNumId w:val="5"/>
   </w:num>
-  <w:num w:numId="5">
+  <w:num w:numId="5" w16cid:durableId="1938757626">
     <w:abstractNumId w:val="3"/>
   </w:num>
-  <w:num w:numId="6">
+  <w:num w:numId="6" w16cid:durableId="1304774581">
     <w:abstractNumId w:val="0"/>
   </w:num>
-  <w:num w:numId="7">
+  <w:num w:numId="7" w16cid:durableId="695080435">
     <w:abstractNumId w:val="4"/>
   </w:num>
 </w:numbering>
 </file>
 
 <file path=word/styles.xml><?xml version="1.0" encoding="utf-8"?>
-<w:styles xmlns:mc="http://schemas.openxmlformats.org/markup-compatibility/2006" xmlns:r="http://schemas.openxmlformats.org/officeDocument/2006/relationships" xmlns:w="http://schemas.openxmlformats.org/wordprocessingml/2006/main" xmlns:w14="http://schemas.microsoft.com/office/word/2010/wordml" xmlns:w15="http://schemas.microsoft.com/office/word/2012/wordml" xmlns:w16cid="http://schemas.microsoft.com/office/word/2016/wordml/cid" xmlns:w16se="http://schemas.microsoft.com/office/word/2015/wordml/symex" mc:Ignorable="w14 w15 w16se w16cid">
+<w:styles xmlns:mc="http://schemas.openxmlformats.org/markup-compatibility/2006" xmlns:r="http://schemas.openxmlformats.org/officeDocument/2006/relationships" xmlns:w="http://schemas.openxmlformats.org/wordprocessingml/2006/main" xmlns:w14="http://schemas.microsoft.com/office/word/2010/wordml" xmlns:w15="http://schemas.microsoft.com/office/word/2012/wordml" xmlns:w16cex="http://schemas.microsoft.com/office/word/2018/wordml/cex" xmlns:w16cid="http://schemas.microsoft.com/office/word/2016/wordml/cid" xmlns:w16="http://schemas.microsoft.com/office/word/2018/wordml" xmlns:w16du="http://schemas.microsoft.com/office/word/2023/wordml/word16du" xmlns:w16sdtdh="http://schemas.microsoft.com/office/word/2020/wordml/sdtdatahash" xmlns:w16sdtfl="http://schemas.microsoft.com/office/word/2024/wordml/sdtformatlock" xmlns:w16se="http://schemas.microsoft.com/office/word/2015/wordml/symex" mc:Ignorable="w14 w15 w16se w16cid w16 w16cex w16sdtdh w16sdtfl w16du">
   <w:docDefaults>
     <w:rPrDefault>
       <w:rPr>
@@ -4753,7 +5455,7 @@
       </w:pPr>
     </w:pPrDefault>
   </w:docDefaults>
-  <w:latentStyles w:defLockedState="0" w:defUIPriority="99" w:defSemiHidden="0" w:defUnhideWhenUsed="0" w:defQFormat="0" w:count="375">
+  <w:latentStyles w:defLockedState="0" w:defUIPriority="99" w:defSemiHidden="0" w:defUnhideWhenUsed="0" w:defQFormat="0" w:count="376">
     <w:lsdException w:name="Normal" w:uiPriority="0" w:qFormat="1"/>
     <w:lsdException w:name="heading 1" w:uiPriority="9" w:qFormat="1"/>
     <w:lsdException w:name="heading 2" w:semiHidden="1" w:uiPriority="9" w:unhideWhenUsed="1" w:qFormat="1"/>
@@ -5129,6 +5831,7 @@
     <w:lsdException w:name="Smart Hyperlink" w:semiHidden="1" w:unhideWhenUsed="1"/>
     <w:lsdException w:name="Hashtag" w:semiHidden="1" w:unhideWhenUsed="1"/>
     <w:lsdException w:name="Unresolved Mention" w:semiHidden="1" w:unhideWhenUsed="1"/>
+    <w:lsdException w:name="Smart Link" w:semiHidden="1" w:unhideWhenUsed="1"/>
   </w:latentStyles>
   <w:style w:type="paragraph" w:default="1" w:styleId="a">
     <w:name w:val="Normal"/>
@@ -5347,6 +6050,17 @@
         <w:insideV w:val="single" w:sz="4" w:space="0" w:color="auto"/>
       </w:tblBorders>
     </w:tblPr>
+  </w:style>
+  <w:style w:type="paragraph" w:styleId="a5">
+    <w:name w:val="List Paragraph"/>
+    <w:basedOn w:val="a"/>
+    <w:uiPriority w:val="34"/>
+    <w:qFormat/>
+    <w:rsid w:val="00A63D3D"/>
+    <w:pPr>
+      <w:ind w:left="720"/>
+      <w:contextualSpacing/>
+    </w:pPr>
   </w:style>
 </w:styles>
 </file>
